--- a/Muhammad_Ahmad_Updated_CV_2026.docx
+++ b/Muhammad_Ahmad_Updated_CV_2026.docx
@@ -36,10 +36,7 @@
         </w:rPr>
       </w:pPr>
       <w:r>
-        <w:t>MSc Operations &amp; Supply Chain Management | 15+ Years Building Scalable Operations, Automation &amp; AI Agent Systems | Lahore, Pakistan (Open to Global &amp; Remote)</w:t>
-      </w:r>
-      <w:r>
-        <w:t xml:space="preserve"> </w:t>
+        <w:t xml:space="preserve">MSc Operations &amp; Supply Chain Management | 15+ Years Building Scalable Operations, Automation &amp; AI Agent Systems | Lahore, Pakistan (Open to Global &amp; Remote) </w:t>
       </w:r>
       <w:r>
         <w:rPr>
@@ -157,8 +154,6 @@
           <w:szCs w:val="28"/>
         </w:rPr>
       </w:pPr>
-      <w:bookmarkStart w:id="0" w:name="_GoBack"/>
-      <w:bookmarkEnd w:id="0"/>
       <w:r>
         <w:rPr>
           <w:rFonts w:asciiTheme="majorBidi" w:hAnsiTheme="majorBidi" w:cstheme="majorBidi"/>
@@ -936,21 +931,223 @@
           <w:sz w:val="22"/>
           <w:szCs w:val="22"/>
         </w:rPr>
-        <w:t>ube.</w:t>
+        <w:t>ube</w:t>
       </w:r>
     </w:p>
     <w:p>
       <w:pPr>
         <w:pStyle w:val="NormalWeb"/>
-        <w:rPr>
-          <w:rFonts w:asciiTheme="majorBidi" w:hAnsiTheme="majorBidi" w:cstheme="majorBidi"/>
-          <w:sz w:val="22"/>
-          <w:szCs w:val="22"/>
-        </w:rPr>
       </w:pPr>
       <w:r>
         <w:rPr>
           <w:rStyle w:val="Strong"/>
+          <w:rFonts w:ascii="Segoe UI" w:hAnsi="Segoe UI" w:cs="Segoe UI"/>
+          <w:color w:val="0F1115"/>
+          <w:shd w:val="clear" w:color="auto" w:fill="FFFFFF"/>
+        </w:rPr>
+        <w:t>Demand Forecasting Engine</w:t>
+      </w:r>
+      <w:r>
+        <w:rPr>
+          <w:rFonts w:ascii="Segoe UI" w:hAnsi="Segoe UI" w:cs="Segoe UI"/>
+          <w:color w:val="0F1115"/>
+          <w:shd w:val="clear" w:color="auto" w:fill="FFFFFF"/>
+        </w:rPr>
+        <w:t xml:space="preserve"> — Designed and shipped a multi-model demand forecasting pipeline for wholesale distribution, trained and validated on 84,741 real ERP order lines (872 customers, 4,307 SKUs). Identified that only </w:t>
+      </w:r>
+      <w:r>
+        <w:rPr>
+          <w:rStyle w:val="Strong"/>
+          <w:rFonts w:ascii="Segoe UI" w:hAnsi="Segoe UI" w:cs="Segoe UI"/>
+          <w:color w:val="0F1115"/>
+          <w:shd w:val="clear" w:color="auto" w:fill="FFFFFF"/>
+        </w:rPr>
+        <w:t>0.27% of customer × SKU pairs</w:t>
+      </w:r>
+      <w:r>
+        <w:rPr>
+          <w:rFonts w:ascii="Segoe UI" w:hAnsi="Segoe UI" w:cs="Segoe UI"/>
+          <w:color w:val="0F1115"/>
+          <w:shd w:val="clear" w:color="auto" w:fill="FFFFFF"/>
+        </w:rPr>
+        <w:t xml:space="preserve"> have enough monthly history for classical time-series methods — a finding that reshaped the business recommendation from "forecast everything" to "forecast the core, validate the tail." Built three models (Naive, Seasonal Naive, </w:t>
+      </w:r>
+      <w:proofErr w:type="gramStart"/>
+      <w:r>
+        <w:rPr>
+          <w:rFonts w:ascii="Segoe UI" w:hAnsi="Segoe UI" w:cs="Segoe UI"/>
+          <w:color w:val="0F1115"/>
+          <w:shd w:val="clear" w:color="auto" w:fill="FFFFFF"/>
+        </w:rPr>
+        <w:t>ETS</w:t>
+      </w:r>
+      <w:proofErr w:type="gramEnd"/>
+      <w:r>
+        <w:rPr>
+          <w:rFonts w:ascii="Segoe UI" w:hAnsi="Segoe UI" w:cs="Segoe UI"/>
+          <w:color w:val="0F1115"/>
+          <w:shd w:val="clear" w:color="auto" w:fill="FFFFFF"/>
+        </w:rPr>
+        <w:t xml:space="preserve">) selected per SKU via expanding-window </w:t>
+      </w:r>
+      <w:proofErr w:type="spellStart"/>
+      <w:r>
+        <w:rPr>
+          <w:rFonts w:ascii="Segoe UI" w:hAnsi="Segoe UI" w:cs="Segoe UI"/>
+          <w:color w:val="0F1115"/>
+          <w:shd w:val="clear" w:color="auto" w:fill="FFFFFF"/>
+        </w:rPr>
+        <w:t>backtesting</w:t>
+      </w:r>
+      <w:proofErr w:type="spellEnd"/>
+      <w:r>
+        <w:rPr>
+          <w:rFonts w:ascii="Segoe UI" w:hAnsi="Segoe UI" w:cs="Segoe UI"/>
+          <w:color w:val="0F1115"/>
+          <w:shd w:val="clear" w:color="auto" w:fill="FFFFFF"/>
+        </w:rPr>
+        <w:t xml:space="preserve">, plus a reliability-tier decision layer that correctly flagged 84 of 92 SKUs as unfit for autonomous forecasting. Validated against a 12-month holdout: the model beat the naive baseline on 58% of pairs but lost 3× on volume-weighted WAPE because ETS extrapolated lumpy B2B order spikes as trend — a </w:t>
+      </w:r>
+      <w:r>
+        <w:rPr>
+          <w:rFonts w:ascii="Segoe UI" w:hAnsi="Segoe UI" w:cs="Segoe UI"/>
+          <w:color w:val="0F1115"/>
+          <w:shd w:val="clear" w:color="auto" w:fill="FFFFFF"/>
+        </w:rPr>
+        <w:lastRenderedPageBreak/>
+        <w:t xml:space="preserve">documented failure mode the app surfaced before anyone acted on a number. Delivered as a Streamlit application with an audit-ready Excel workbook (live formulas, methodology sheet, pivot guide) and 46 </w:t>
+      </w:r>
+      <w:proofErr w:type="spellStart"/>
+      <w:r>
+        <w:rPr>
+          <w:rFonts w:ascii="Segoe UI" w:hAnsi="Segoe UI" w:cs="Segoe UI"/>
+          <w:color w:val="0F1115"/>
+          <w:shd w:val="clear" w:color="auto" w:fill="FFFFFF"/>
+        </w:rPr>
+        <w:t>pytest</w:t>
+      </w:r>
+      <w:proofErr w:type="spellEnd"/>
+      <w:r>
+        <w:rPr>
+          <w:rFonts w:ascii="Segoe UI" w:hAnsi="Segoe UI" w:cs="Segoe UI"/>
+          <w:color w:val="0F1115"/>
+          <w:shd w:val="clear" w:color="auto" w:fill="FFFFFF"/>
+        </w:rPr>
+        <w:t xml:space="preserve"> tests. Python, Pandas, </w:t>
+      </w:r>
+      <w:proofErr w:type="spellStart"/>
+      <w:r>
+        <w:rPr>
+          <w:rFonts w:ascii="Segoe UI" w:hAnsi="Segoe UI" w:cs="Segoe UI"/>
+          <w:color w:val="0F1115"/>
+          <w:shd w:val="clear" w:color="auto" w:fill="FFFFFF"/>
+        </w:rPr>
+        <w:t>Statsmodels</w:t>
+      </w:r>
+      <w:proofErr w:type="spellEnd"/>
+      <w:r>
+        <w:rPr>
+          <w:rFonts w:ascii="Segoe UI" w:hAnsi="Segoe UI" w:cs="Segoe UI"/>
+          <w:color w:val="0F1115"/>
+          <w:shd w:val="clear" w:color="auto" w:fill="FFFFFF"/>
+        </w:rPr>
+        <w:t xml:space="preserve">, Streamlit, </w:t>
+      </w:r>
+      <w:proofErr w:type="spellStart"/>
+      <w:r>
+        <w:rPr>
+          <w:rFonts w:ascii="Segoe UI" w:hAnsi="Segoe UI" w:cs="Segoe UI"/>
+          <w:color w:val="0F1115"/>
+          <w:shd w:val="clear" w:color="auto" w:fill="FFFFFF"/>
+        </w:rPr>
+        <w:t>openpyxl</w:t>
+      </w:r>
+      <w:proofErr w:type="spellEnd"/>
+      <w:r>
+        <w:rPr>
+          <w:rFonts w:ascii="Segoe UI" w:hAnsi="Segoe UI" w:cs="Segoe UI"/>
+          <w:color w:val="0F1115"/>
+          <w:shd w:val="clear" w:color="auto" w:fill="FFFFFF"/>
+        </w:rPr>
+        <w:t xml:space="preserve">, </w:t>
+      </w:r>
+      <w:proofErr w:type="spellStart"/>
+      <w:r>
+        <w:rPr>
+          <w:rFonts w:ascii="Segoe UI" w:hAnsi="Segoe UI" w:cs="Segoe UI"/>
+          <w:color w:val="0F1115"/>
+          <w:shd w:val="clear" w:color="auto" w:fill="FFFFFF"/>
+        </w:rPr>
+        <w:t>pytest</w:t>
+      </w:r>
+      <w:proofErr w:type="spellEnd"/>
+      <w:r>
+        <w:rPr>
+          <w:rFonts w:ascii="Segoe UI" w:hAnsi="Segoe UI" w:cs="Segoe UI"/>
+          <w:color w:val="0F1115"/>
+          <w:shd w:val="clear" w:color="auto" w:fill="FFFFFF"/>
+        </w:rPr>
+        <w:t xml:space="preserve">. Portfolio: </w:t>
+      </w:r>
+      <w:hyperlink r:id="rId4" w:tgtFrame="_blank" w:history="1">
+        <w:r>
+          <w:rPr>
+            <w:rStyle w:val="Hyperlink"/>
+            <w:rFonts w:ascii="Segoe UI" w:hAnsi="Segoe UI" w:cs="Segoe UI"/>
+            <w:color w:val="3964FE"/>
+            <w:bdr w:val="single" w:sz="12" w:space="0" w:color="auto" w:frame="1"/>
+            <w:shd w:val="clear" w:color="auto" w:fill="FFFFFF"/>
+          </w:rPr>
+          <w:t>emadaed.github.io/</w:t>
+        </w:r>
+        <w:proofErr w:type="spellStart"/>
+        <w:r>
+          <w:rPr>
+            <w:rStyle w:val="Hyperlink"/>
+            <w:rFonts w:ascii="Segoe UI" w:hAnsi="Segoe UI" w:cs="Segoe UI"/>
+            <w:color w:val="3964FE"/>
+            <w:bdr w:val="single" w:sz="12" w:space="0" w:color="auto" w:frame="1"/>
+            <w:shd w:val="clear" w:color="auto" w:fill="FFFFFF"/>
+          </w:rPr>
+          <w:t>digisuite</w:t>
+        </w:r>
+        <w:proofErr w:type="spellEnd"/>
+        <w:r>
+          <w:rPr>
+            <w:rStyle w:val="Hyperlink"/>
+            <w:rFonts w:ascii="Segoe UI" w:hAnsi="Segoe UI" w:cs="Segoe UI"/>
+            <w:color w:val="3964FE"/>
+            <w:bdr w:val="single" w:sz="12" w:space="0" w:color="auto" w:frame="1"/>
+            <w:shd w:val="clear" w:color="auto" w:fill="FFFFFF"/>
+          </w:rPr>
+          <w:t>/case-study-</w:t>
+        </w:r>
+        <w:proofErr w:type="spellStart"/>
+        <w:r>
+          <w:rPr>
+            <w:rStyle w:val="Hyperlink"/>
+            <w:rFonts w:ascii="Segoe UI" w:hAnsi="Segoe UI" w:cs="Segoe UI"/>
+            <w:color w:val="3964FE"/>
+            <w:bdr w:val="single" w:sz="12" w:space="0" w:color="auto" w:frame="1"/>
+            <w:shd w:val="clear" w:color="auto" w:fill="FFFFFF"/>
+          </w:rPr>
+          <w:t>forecasting.html</w:t>
+        </w:r>
+      </w:hyperlink>
+      <w:proofErr w:type="spellEnd"/>
+    </w:p>
+    <w:p>
+      <w:pPr>
+        <w:pStyle w:val="NormalWeb"/>
+        <w:rPr>
+          <w:rFonts w:asciiTheme="majorBidi" w:hAnsiTheme="majorBidi" w:cstheme="majorBidi"/>
+          <w:sz w:val="22"/>
+          <w:szCs w:val="22"/>
+        </w:rPr>
+      </w:pPr>
+      <w:r>
+        <w:rPr>
+          <w:rStyle w:val="Strong"/>
           <w:rFonts w:asciiTheme="majorBidi" w:hAnsiTheme="majorBidi" w:cstheme="majorBidi"/>
           <w:sz w:val="22"/>
           <w:szCs w:val="22"/>
@@ -1146,6 +1343,311 @@
           <w:szCs w:val="22"/>
         </w:rPr>
       </w:pPr>
+      <w:r>
+        <w:rPr>
+          <w:rStyle w:val="Strong"/>
+          <w:rFonts w:ascii="Segoe UI" w:hAnsi="Segoe UI" w:cs="Segoe UI"/>
+          <w:color w:val="0F1115"/>
+          <w:shd w:val="clear" w:color="auto" w:fill="FFFFFF"/>
+        </w:rPr>
+        <w:t>Ahmad Voice AI (Real-Time Voice Agent)</w:t>
+      </w:r>
+      <w:r>
+        <w:rPr>
+          <w:rFonts w:ascii="Segoe UI" w:hAnsi="Segoe UI" w:cs="Segoe UI"/>
+          <w:color w:val="0F1115"/>
+          <w:shd w:val="clear" w:color="auto" w:fill="FFFFFF"/>
+        </w:rPr>
+        <w:t xml:space="preserve"> — Architected and shipped a terminal-based multi-turn voice assistant with real-time audio transport over </w:t>
+      </w:r>
+      <w:proofErr w:type="spellStart"/>
+      <w:r>
+        <w:rPr>
+          <w:rFonts w:ascii="Segoe UI" w:hAnsi="Segoe UI" w:cs="Segoe UI"/>
+          <w:color w:val="0F1115"/>
+          <w:shd w:val="clear" w:color="auto" w:fill="FFFFFF"/>
+        </w:rPr>
+        <w:t>WebSockets</w:t>
+      </w:r>
+      <w:proofErr w:type="spellEnd"/>
+      <w:r>
+        <w:rPr>
+          <w:rFonts w:ascii="Segoe UI" w:hAnsi="Segoe UI" w:cs="Segoe UI"/>
+          <w:color w:val="0F1115"/>
+          <w:shd w:val="clear" w:color="auto" w:fill="FFFFFF"/>
+        </w:rPr>
+        <w:t xml:space="preserve">. Built Phase 1 on Google's Gemini Live API using Python </w:t>
+      </w:r>
+      <w:proofErr w:type="spellStart"/>
+      <w:r>
+        <w:rPr>
+          <w:rStyle w:val="HTMLCode"/>
+          <w:rFonts w:ascii="Consolas" w:hAnsi="Consolas"/>
+          <w:color w:val="0F1115"/>
+          <w:shd w:val="clear" w:color="auto" w:fill="EBEEF2"/>
+        </w:rPr>
+        <w:t>asyncio</w:t>
+      </w:r>
+      <w:proofErr w:type="spellEnd"/>
+      <w:r>
+        <w:rPr>
+          <w:rFonts w:ascii="Segoe UI" w:hAnsi="Segoe UI" w:cs="Segoe UI"/>
+          <w:color w:val="0F1115"/>
+          <w:shd w:val="clear" w:color="auto" w:fill="FFFFFF"/>
+        </w:rPr>
+        <w:t xml:space="preserve">, </w:t>
+      </w:r>
+      <w:proofErr w:type="spellStart"/>
+      <w:r>
+        <w:rPr>
+          <w:rFonts w:ascii="Segoe UI" w:hAnsi="Segoe UI" w:cs="Segoe UI"/>
+          <w:color w:val="0F1115"/>
+          <w:shd w:val="clear" w:color="auto" w:fill="FFFFFF"/>
+        </w:rPr>
+        <w:t>PyAudio</w:t>
+      </w:r>
+      <w:proofErr w:type="spellEnd"/>
+      <w:r>
+        <w:rPr>
+          <w:rFonts w:ascii="Segoe UI" w:hAnsi="Segoe UI" w:cs="Segoe UI"/>
+          <w:color w:val="0F1115"/>
+          <w:shd w:val="clear" w:color="auto" w:fill="FFFFFF"/>
+        </w:rPr>
+        <w:t xml:space="preserve"> bindings to </w:t>
+      </w:r>
+      <w:proofErr w:type="spellStart"/>
+      <w:r>
+        <w:rPr>
+          <w:rFonts w:ascii="Segoe UI" w:hAnsi="Segoe UI" w:cs="Segoe UI"/>
+          <w:color w:val="0F1115"/>
+          <w:shd w:val="clear" w:color="auto" w:fill="FFFFFF"/>
+        </w:rPr>
+        <w:t>PortAudio</w:t>
+      </w:r>
+      <w:proofErr w:type="spellEnd"/>
+      <w:r>
+        <w:rPr>
+          <w:rFonts w:ascii="Segoe UI" w:hAnsi="Segoe UI" w:cs="Segoe UI"/>
+          <w:color w:val="0F1115"/>
+          <w:shd w:val="clear" w:color="auto" w:fill="FFFFFF"/>
+        </w:rPr>
+        <w:t xml:space="preserve">, and the </w:t>
+      </w:r>
+      <w:r>
+        <w:rPr>
+          <w:rStyle w:val="HTMLCode"/>
+          <w:rFonts w:ascii="Consolas" w:hAnsi="Consolas"/>
+          <w:color w:val="0F1115"/>
+          <w:shd w:val="clear" w:color="auto" w:fill="EBEEF2"/>
+        </w:rPr>
+        <w:t>google-</w:t>
+      </w:r>
+      <w:proofErr w:type="spellStart"/>
+      <w:r>
+        <w:rPr>
+          <w:rStyle w:val="HTMLCode"/>
+          <w:rFonts w:ascii="Consolas" w:hAnsi="Consolas"/>
+          <w:color w:val="0F1115"/>
+          <w:shd w:val="clear" w:color="auto" w:fill="EBEEF2"/>
+        </w:rPr>
+        <w:t>genai</w:t>
+      </w:r>
+      <w:proofErr w:type="spellEnd"/>
+      <w:r>
+        <w:rPr>
+          <w:rFonts w:ascii="Segoe UI" w:hAnsi="Segoe UI" w:cs="Segoe UI"/>
+          <w:color w:val="0F1115"/>
+          <w:shd w:val="clear" w:color="auto" w:fill="FFFFFF"/>
+        </w:rPr>
+        <w:t xml:space="preserve"> SDK; diagnosed and fixed six distinct transport failures (blocking C-extension calls deadlocking the event loop, memory-buffered audio queue flooding, </w:t>
+      </w:r>
+      <w:proofErr w:type="spellStart"/>
+      <w:r>
+        <w:rPr>
+          <w:rFonts w:ascii="Segoe UI" w:hAnsi="Segoe UI" w:cs="Segoe UI"/>
+          <w:color w:val="0F1115"/>
+          <w:shd w:val="clear" w:color="auto" w:fill="FFFFFF"/>
+        </w:rPr>
+        <w:t>keepalive</w:t>
+      </w:r>
+      <w:proofErr w:type="spellEnd"/>
+      <w:r>
+        <w:rPr>
+          <w:rFonts w:ascii="Segoe UI" w:hAnsi="Segoe UI" w:cs="Segoe UI"/>
+          <w:color w:val="0F1115"/>
+          <w:shd w:val="clear" w:color="auto" w:fill="FFFFFF"/>
+        </w:rPr>
+        <w:t xml:space="preserve"> silence during model playback, Vertex-only session-resumption parameters, top-level reconnect supervision, and internal-reasoning leakage on preview models). Migrated to </w:t>
+      </w:r>
+      <w:proofErr w:type="spellStart"/>
+      <w:r>
+        <w:rPr>
+          <w:rStyle w:val="Strong"/>
+          <w:rFonts w:ascii="Segoe UI" w:hAnsi="Segoe UI" w:cs="Segoe UI"/>
+          <w:color w:val="0F1115"/>
+          <w:shd w:val="clear" w:color="auto" w:fill="FFFFFF"/>
+        </w:rPr>
+        <w:t>Deepgram's</w:t>
+      </w:r>
+      <w:proofErr w:type="spellEnd"/>
+      <w:r>
+        <w:rPr>
+          <w:rStyle w:val="Strong"/>
+          <w:rFonts w:ascii="Segoe UI" w:hAnsi="Segoe UI" w:cs="Segoe UI"/>
+          <w:color w:val="0F1115"/>
+          <w:shd w:val="clear" w:color="auto" w:fill="FFFFFF"/>
+        </w:rPr>
+        <w:t xml:space="preserve"> Voice Agent API</w:t>
+      </w:r>
+      <w:r>
+        <w:rPr>
+          <w:rFonts w:ascii="Segoe UI" w:hAnsi="Segoe UI" w:cs="Segoe UI"/>
+          <w:color w:val="0F1115"/>
+          <w:shd w:val="clear" w:color="auto" w:fill="FFFFFF"/>
+        </w:rPr>
+        <w:t xml:space="preserve"> in Phase 2, which absorbed the entire class of failure the Gemini client layer could not fix. Result: a stable real-time agent with sub-500ms voice-to-voice latency, a single managed </w:t>
+      </w:r>
+      <w:proofErr w:type="spellStart"/>
+      <w:r>
+        <w:rPr>
+          <w:rFonts w:ascii="Segoe UI" w:hAnsi="Segoe UI" w:cs="Segoe UI"/>
+          <w:color w:val="0F1115"/>
+          <w:shd w:val="clear" w:color="auto" w:fill="FFFFFF"/>
+        </w:rPr>
+        <w:t>WebSocket</w:t>
+      </w:r>
+      <w:proofErr w:type="spellEnd"/>
+      <w:r>
+        <w:rPr>
+          <w:rFonts w:ascii="Segoe UI" w:hAnsi="Segoe UI" w:cs="Segoe UI"/>
+          <w:color w:val="0F1115"/>
+          <w:shd w:val="clear" w:color="auto" w:fill="FFFFFF"/>
+        </w:rPr>
+        <w:t xml:space="preserve"> session, zero client-side </w:t>
+      </w:r>
+      <w:r>
+        <w:rPr>
+          <w:rFonts w:ascii="Segoe UI" w:hAnsi="Segoe UI" w:cs="Segoe UI"/>
+          <w:color w:val="0F1115"/>
+          <w:shd w:val="clear" w:color="auto" w:fill="FFFFFF"/>
+        </w:rPr>
+        <w:t>keep alive</w:t>
+      </w:r>
+      <w:r>
+        <w:rPr>
+          <w:rFonts w:ascii="Segoe UI" w:hAnsi="Segoe UI" w:cs="Segoe UI"/>
+          <w:color w:val="0F1115"/>
+          <w:shd w:val="clear" w:color="auto" w:fill="FFFFFF"/>
+        </w:rPr>
+        <w:t xml:space="preserve"> timers, and no reconnect logic in application code. Documented in a public engineering log with the full bug-by-bug debugging narrative. Python, </w:t>
+      </w:r>
+      <w:proofErr w:type="spellStart"/>
+      <w:r>
+        <w:rPr>
+          <w:rStyle w:val="HTMLCode"/>
+          <w:rFonts w:ascii="Consolas" w:hAnsi="Consolas"/>
+          <w:color w:val="0F1115"/>
+          <w:shd w:val="clear" w:color="auto" w:fill="EBEEF2"/>
+        </w:rPr>
+        <w:t>asyncio</w:t>
+      </w:r>
+      <w:proofErr w:type="spellEnd"/>
+      <w:r>
+        <w:rPr>
+          <w:rFonts w:ascii="Segoe UI" w:hAnsi="Segoe UI" w:cs="Segoe UI"/>
+          <w:color w:val="0F1115"/>
+          <w:shd w:val="clear" w:color="auto" w:fill="FFFFFF"/>
+        </w:rPr>
+        <w:t xml:space="preserve">, </w:t>
+      </w:r>
+      <w:proofErr w:type="spellStart"/>
+      <w:r>
+        <w:rPr>
+          <w:rFonts w:ascii="Segoe UI" w:hAnsi="Segoe UI" w:cs="Segoe UI"/>
+          <w:color w:val="0F1115"/>
+          <w:shd w:val="clear" w:color="auto" w:fill="FFFFFF"/>
+        </w:rPr>
+        <w:t>WebSockets</w:t>
+      </w:r>
+      <w:proofErr w:type="spellEnd"/>
+      <w:r>
+        <w:rPr>
+          <w:rFonts w:ascii="Segoe UI" w:hAnsi="Segoe UI" w:cs="Segoe UI"/>
+          <w:color w:val="0F1115"/>
+          <w:shd w:val="clear" w:color="auto" w:fill="FFFFFF"/>
+        </w:rPr>
+        <w:t xml:space="preserve">, </w:t>
+      </w:r>
+      <w:proofErr w:type="spellStart"/>
+      <w:r>
+        <w:rPr>
+          <w:rFonts w:ascii="Segoe UI" w:hAnsi="Segoe UI" w:cs="Segoe UI"/>
+          <w:color w:val="0F1115"/>
+          <w:shd w:val="clear" w:color="auto" w:fill="FFFFFF"/>
+        </w:rPr>
+        <w:t>PyAudio</w:t>
+      </w:r>
+      <w:proofErr w:type="spellEnd"/>
+      <w:r>
+        <w:rPr>
+          <w:rFonts w:ascii="Segoe UI" w:hAnsi="Segoe UI" w:cs="Segoe UI"/>
+          <w:color w:val="0F1115"/>
+          <w:shd w:val="clear" w:color="auto" w:fill="FFFFFF"/>
+        </w:rPr>
+        <w:t xml:space="preserve">, Gemini Live API, </w:t>
+      </w:r>
+      <w:proofErr w:type="spellStart"/>
+      <w:r>
+        <w:rPr>
+          <w:rFonts w:ascii="Segoe UI" w:hAnsi="Segoe UI" w:cs="Segoe UI"/>
+          <w:color w:val="0F1115"/>
+          <w:shd w:val="clear" w:color="auto" w:fill="FFFFFF"/>
+        </w:rPr>
+        <w:t>Deepgram</w:t>
+      </w:r>
+      <w:proofErr w:type="spellEnd"/>
+      <w:r>
+        <w:rPr>
+          <w:rFonts w:ascii="Segoe UI" w:hAnsi="Segoe UI" w:cs="Segoe UI"/>
+          <w:color w:val="0F1115"/>
+          <w:shd w:val="clear" w:color="auto" w:fill="FFFFFF"/>
+        </w:rPr>
+        <w:t xml:space="preserve"> Voice Agent API. Portfolio: </w:t>
+      </w:r>
+      <w:hyperlink r:id="rId5" w:tgtFrame="_blank" w:history="1">
+        <w:r>
+          <w:rPr>
+            <w:rStyle w:val="Hyperlink"/>
+            <w:rFonts w:ascii="Segoe UI" w:hAnsi="Segoe UI" w:cs="Segoe UI"/>
+            <w:color w:val="3964FE"/>
+            <w:bdr w:val="single" w:sz="12" w:space="0" w:color="auto" w:frame="1"/>
+            <w:shd w:val="clear" w:color="auto" w:fill="FFFFFF"/>
+          </w:rPr>
+          <w:t>emadaed.github.io/</w:t>
+        </w:r>
+        <w:proofErr w:type="spellStart"/>
+        <w:r>
+          <w:rPr>
+            <w:rStyle w:val="Hyperlink"/>
+            <w:rFonts w:ascii="Segoe UI" w:hAnsi="Segoe UI" w:cs="Segoe UI"/>
+            <w:color w:val="3964FE"/>
+            <w:bdr w:val="single" w:sz="12" w:space="0" w:color="auto" w:frame="1"/>
+            <w:shd w:val="clear" w:color="auto" w:fill="FFFFFF"/>
+          </w:rPr>
+          <w:t>digisuite</w:t>
+        </w:r>
+        <w:proofErr w:type="spellEnd"/>
+        <w:r>
+          <w:rPr>
+            <w:rStyle w:val="Hyperlink"/>
+            <w:rFonts w:ascii="Segoe UI" w:hAnsi="Segoe UI" w:cs="Segoe UI"/>
+            <w:color w:val="3964FE"/>
+            <w:bdr w:val="single" w:sz="12" w:space="0" w:color="auto" w:frame="1"/>
+            <w:shd w:val="clear" w:color="auto" w:fill="FFFFFF"/>
+          </w:rPr>
+          <w:t>/engineering-log-3.html</w:t>
+        </w:r>
+      </w:hyperlink>
     </w:p>
     <w:p>
       <w:pPr>
@@ -1154,41 +1656,265 @@
       <w:r>
         <w:rPr>
           <w:rStyle w:val="Strong"/>
-          <w:rFonts w:asciiTheme="majorBidi" w:hAnsiTheme="majorBidi" w:cstheme="majorBidi"/>
-          <w:sz w:val="22"/>
-          <w:szCs w:val="22"/>
+          <w:rFonts w:ascii="Segoe UI" w:hAnsi="Segoe UI" w:cs="Segoe UI"/>
+          <w:color w:val="0F1115"/>
+          <w:shd w:val="clear" w:color="auto" w:fill="FFFFFF"/>
+        </w:rPr>
+        <w:t>Ahmad-AI (In Active Development)</w:t>
+      </w:r>
+      <w:r>
+        <w:rPr>
+          <w:rFonts w:ascii="Segoe UI" w:hAnsi="Segoe UI" w:cs="Segoe UI"/>
+          <w:color w:val="0F1115"/>
+          <w:shd w:val="clear" w:color="auto" w:fill="FFFFFF"/>
+        </w:rPr>
+        <w:t xml:space="preserve"> — </w:t>
+      </w:r>
+      <w:proofErr w:type="gramStart"/>
+      <w:r>
+        <w:rPr>
+          <w:rFonts w:ascii="Segoe UI" w:hAnsi="Segoe UI" w:cs="Segoe UI"/>
+          <w:color w:val="0F1115"/>
+          <w:shd w:val="clear" w:color="auto" w:fill="FFFFFF"/>
+        </w:rPr>
+        <w:t>Built</w:t>
+      </w:r>
+      <w:proofErr w:type="gramEnd"/>
+      <w:r>
+        <w:rPr>
+          <w:rFonts w:ascii="Segoe UI" w:hAnsi="Segoe UI" w:cs="Segoe UI"/>
+          <w:color w:val="0F1115"/>
+          <w:shd w:val="clear" w:color="auto" w:fill="FFFFFF"/>
+        </w:rPr>
+        <w:t xml:space="preserve"> a local, tool-calling AI agent (</w:t>
+      </w:r>
+      <w:proofErr w:type="spellStart"/>
+      <w:r>
+        <w:rPr>
+          <w:rFonts w:ascii="Segoe UI" w:hAnsi="Segoe UI" w:cs="Segoe UI"/>
+          <w:color w:val="0F1115"/>
+          <w:shd w:val="clear" w:color="auto" w:fill="FFFFFF"/>
+        </w:rPr>
+        <w:t>LangGraph</w:t>
+      </w:r>
+      <w:proofErr w:type="spellEnd"/>
+      <w:r>
+        <w:rPr>
+          <w:rFonts w:ascii="Segoe UI" w:hAnsi="Segoe UI" w:cs="Segoe UI"/>
+          <w:color w:val="0F1115"/>
+          <w:shd w:val="clear" w:color="auto" w:fill="FFFFFF"/>
+        </w:rPr>
+        <w:t xml:space="preserve"> + </w:t>
+      </w:r>
+      <w:proofErr w:type="spellStart"/>
+      <w:r>
+        <w:rPr>
+          <w:rFonts w:ascii="Segoe UI" w:hAnsi="Segoe UI" w:cs="Segoe UI"/>
+          <w:color w:val="0F1115"/>
+          <w:shd w:val="clear" w:color="auto" w:fill="FFFFFF"/>
+        </w:rPr>
+        <w:t>Ollama</w:t>
+      </w:r>
+      <w:proofErr w:type="spellEnd"/>
+      <w:r>
+        <w:rPr>
+          <w:rFonts w:ascii="Segoe UI" w:hAnsi="Segoe UI" w:cs="Segoe UI"/>
+          <w:color w:val="0F1115"/>
+          <w:shd w:val="clear" w:color="auto" w:fill="FFFFFF"/>
+        </w:rPr>
+        <w:t xml:space="preserve">) with live, read-only access to a production Postgres SCM/ERP database. Engineered deterministic fallback guardrails against hallucinated data and unverified citations, bounded execution with a hard iteration ceiling, and scoped retry logic that distinguishes transient from permanent failures — enforced at the runtime layer, not with prompt-level rules. Verified by a </w:t>
+      </w:r>
+      <w:r>
+        <w:rPr>
+          <w:rStyle w:val="Strong"/>
+          <w:rFonts w:ascii="Segoe UI" w:hAnsi="Segoe UI" w:cs="Segoe UI"/>
+          <w:color w:val="0F1115"/>
+          <w:shd w:val="clear" w:color="auto" w:fill="FFFFFF"/>
+        </w:rPr>
+        <w:t>22-test regression suite</w:t>
+      </w:r>
+      <w:r>
+        <w:rPr>
+          <w:rFonts w:ascii="Segoe UI" w:hAnsi="Segoe UI" w:cs="Segoe UI"/>
+          <w:color w:val="0F1115"/>
+          <w:shd w:val="clear" w:color="auto" w:fill="FFFFFF"/>
+        </w:rPr>
+        <w:t xml:space="preserve"> and an end-to-end harness that separates deterministic guardrail checks from LLM-reasoning review; the harness has already surfaced real deployment gaps and guardrail coverage gaps under adversarial testing. Also shipped a deployed, multilingual </w:t>
+      </w:r>
+      <w:r>
+        <w:rPr>
+          <w:rStyle w:val="Strong"/>
+          <w:rFonts w:ascii="Segoe UI" w:hAnsi="Segoe UI" w:cs="Segoe UI"/>
+          <w:color w:val="0F1115"/>
+          <w:shd w:val="clear" w:color="auto" w:fill="FFFFFF"/>
+        </w:rPr>
+        <w:t>Islamic-text retrieval system</w:t>
+      </w:r>
+      <w:r>
+        <w:rPr>
+          <w:rFonts w:ascii="Segoe UI" w:hAnsi="Segoe UI" w:cs="Segoe UI"/>
+          <w:color w:val="0F1115"/>
+          <w:shd w:val="clear" w:color="auto" w:fill="FFFFFF"/>
+        </w:rPr>
+        <w:t xml:space="preserve"> (56,998 indexed texts, three languages, sub-10ms exact-citation lookup, ~0.8s semantic </w:t>
+      </w:r>
+      <w:r>
+        <w:rPr>
+          <w:rFonts w:ascii="Segoe UI" w:hAnsi="Segoe UI" w:cs="Segoe UI"/>
+          <w:color w:val="0F1115"/>
+          <w:shd w:val="clear" w:color="auto" w:fill="FFFFFF"/>
         </w:rPr>
         <w:lastRenderedPageBreak/>
-        <w:t>Ahmad-AI</w:t>
-      </w:r>
-      <w:r>
-        <w:rPr>
-          <w:rFonts w:asciiTheme="majorBidi" w:hAnsiTheme="majorBidi" w:cstheme="majorBidi"/>
-          <w:sz w:val="22"/>
-          <w:szCs w:val="22"/>
-        </w:rPr>
-        <w:t xml:space="preserve"> </w:t>
-      </w:r>
-      <w:r>
-        <w:rPr>
-          <w:rStyle w:val="Emphasis"/>
-          <w:rFonts w:asciiTheme="majorBidi" w:hAnsiTheme="majorBidi" w:cstheme="majorBidi"/>
-          <w:sz w:val="22"/>
-          <w:szCs w:val="22"/>
-        </w:rPr>
-        <w:t>(In Active Development)</w:t>
-      </w:r>
-      <w:r>
-        <w:rPr>
-          <w:rFonts w:asciiTheme="majorBidi" w:hAnsiTheme="majorBidi" w:cstheme="majorBidi"/>
-          <w:sz w:val="22"/>
-          <w:szCs w:val="22"/>
-        </w:rPr>
-        <w:t xml:space="preserve"> </w:t>
-      </w:r>
-      <w:r>
-        <w:t>built a local, tool-calling AI agent (LangGraph + Ollama) with live, read-only access to a production Postgres SCM/ERP database. Engineered deterministic fallback guardrails against hallucinated data and unverified citations, bounded execution with a hard iteration ceiling, and scoped retry logic distinguishing transient from permanent failures — not just prompt-level rules. Verified by a 22-test regression suite and an end-to-end harness separating deterministic guardrail checks from LLM-reasoning review, which has already caught real deployment gaps and guardrail coverage gaps under adversarial testing.</w:t>
-      </w:r>
+        <w:t xml:space="preserve">search latency) with a password-gated Streamlit UI served over a </w:t>
+      </w:r>
+      <w:proofErr w:type="spellStart"/>
+      <w:r>
+        <w:rPr>
+          <w:rFonts w:ascii="Segoe UI" w:hAnsi="Segoe UI" w:cs="Segoe UI"/>
+          <w:color w:val="0F1115"/>
+          <w:shd w:val="clear" w:color="auto" w:fill="FFFFFF"/>
+        </w:rPr>
+        <w:t>Cloudflare</w:t>
+      </w:r>
+      <w:proofErr w:type="spellEnd"/>
+      <w:r>
+        <w:rPr>
+          <w:rFonts w:ascii="Segoe UI" w:hAnsi="Segoe UI" w:cs="Segoe UI"/>
+          <w:color w:val="0F1115"/>
+          <w:shd w:val="clear" w:color="auto" w:fill="FFFFFF"/>
+        </w:rPr>
+        <w:t xml:space="preserve"> Tunnel — no inbound ports opened. Python, </w:t>
+      </w:r>
+      <w:proofErr w:type="spellStart"/>
+      <w:r>
+        <w:rPr>
+          <w:rFonts w:ascii="Segoe UI" w:hAnsi="Segoe UI" w:cs="Segoe UI"/>
+          <w:color w:val="0F1115"/>
+          <w:shd w:val="clear" w:color="auto" w:fill="FFFFFF"/>
+        </w:rPr>
+        <w:t>LangGraph</w:t>
+      </w:r>
+      <w:proofErr w:type="spellEnd"/>
+      <w:r>
+        <w:rPr>
+          <w:rFonts w:ascii="Segoe UI" w:hAnsi="Segoe UI" w:cs="Segoe UI"/>
+          <w:color w:val="0F1115"/>
+          <w:shd w:val="clear" w:color="auto" w:fill="FFFFFF"/>
+        </w:rPr>
+        <w:t xml:space="preserve">, </w:t>
+      </w:r>
+      <w:proofErr w:type="spellStart"/>
+      <w:r>
+        <w:rPr>
+          <w:rFonts w:ascii="Segoe UI" w:hAnsi="Segoe UI" w:cs="Segoe UI"/>
+          <w:color w:val="0F1115"/>
+          <w:shd w:val="clear" w:color="auto" w:fill="FFFFFF"/>
+        </w:rPr>
+        <w:t>Ollama</w:t>
+      </w:r>
+      <w:proofErr w:type="spellEnd"/>
+      <w:r>
+        <w:rPr>
+          <w:rFonts w:ascii="Segoe UI" w:hAnsi="Segoe UI" w:cs="Segoe UI"/>
+          <w:color w:val="0F1115"/>
+          <w:shd w:val="clear" w:color="auto" w:fill="FFFFFF"/>
+        </w:rPr>
+        <w:t xml:space="preserve">, Postgres, </w:t>
+      </w:r>
+      <w:proofErr w:type="spellStart"/>
+      <w:r>
+        <w:rPr>
+          <w:rFonts w:ascii="Segoe UI" w:hAnsi="Segoe UI" w:cs="Segoe UI"/>
+          <w:color w:val="0F1115"/>
+          <w:shd w:val="clear" w:color="auto" w:fill="FFFFFF"/>
+        </w:rPr>
+        <w:t>ChromaDB</w:t>
+      </w:r>
+      <w:proofErr w:type="spellEnd"/>
+      <w:r>
+        <w:rPr>
+          <w:rFonts w:ascii="Segoe UI" w:hAnsi="Segoe UI" w:cs="Segoe UI"/>
+          <w:color w:val="0F1115"/>
+          <w:shd w:val="clear" w:color="auto" w:fill="FFFFFF"/>
+        </w:rPr>
+        <w:t xml:space="preserve">, Streamlit. Portfolio: </w:t>
+      </w:r>
+      <w:hyperlink r:id="rId6" w:tgtFrame="_blank" w:history="1">
+        <w:r>
+          <w:rPr>
+            <w:rStyle w:val="Hyperlink"/>
+            <w:rFonts w:ascii="Segoe UI" w:hAnsi="Segoe UI" w:cs="Segoe UI"/>
+            <w:color w:val="3964FE"/>
+            <w:bdr w:val="single" w:sz="12" w:space="0" w:color="auto" w:frame="1"/>
+            <w:shd w:val="clear" w:color="auto" w:fill="FFFFFF"/>
+          </w:rPr>
+          <w:t>emadaed.github.io/</w:t>
+        </w:r>
+        <w:proofErr w:type="spellStart"/>
+        <w:r>
+          <w:rPr>
+            <w:rStyle w:val="Hyperlink"/>
+            <w:rFonts w:ascii="Segoe UI" w:hAnsi="Segoe UI" w:cs="Segoe UI"/>
+            <w:color w:val="3964FE"/>
+            <w:bdr w:val="single" w:sz="12" w:space="0" w:color="auto" w:frame="1"/>
+            <w:shd w:val="clear" w:color="auto" w:fill="FFFFFF"/>
+          </w:rPr>
+          <w:t>digisuite</w:t>
+        </w:r>
+        <w:proofErr w:type="spellEnd"/>
+        <w:r>
+          <w:rPr>
+            <w:rStyle w:val="Hyperlink"/>
+            <w:rFonts w:ascii="Segoe UI" w:hAnsi="Segoe UI" w:cs="Segoe UI"/>
+            <w:color w:val="3964FE"/>
+            <w:bdr w:val="single" w:sz="12" w:space="0" w:color="auto" w:frame="1"/>
+            <w:shd w:val="clear" w:color="auto" w:fill="FFFFFF"/>
+          </w:rPr>
+          <w:t>/engineering-log.html</w:t>
+        </w:r>
+      </w:hyperlink>
+      <w:r>
+        <w:rPr>
+          <w:rFonts w:ascii="Segoe UI" w:hAnsi="Segoe UI" w:cs="Segoe UI"/>
+          <w:color w:val="0F1115"/>
+          <w:shd w:val="clear" w:color="auto" w:fill="FFFFFF"/>
+        </w:rPr>
+        <w:t xml:space="preserve"> · </w:t>
+      </w:r>
+      <w:hyperlink r:id="rId7" w:tgtFrame="_blank" w:history="1">
+        <w:r>
+          <w:rPr>
+            <w:rStyle w:val="Hyperlink"/>
+            <w:rFonts w:ascii="Segoe UI" w:hAnsi="Segoe UI" w:cs="Segoe UI"/>
+            <w:color w:val="3964FE"/>
+            <w:bdr w:val="single" w:sz="12" w:space="0" w:color="auto" w:frame="1"/>
+            <w:shd w:val="clear" w:color="auto" w:fill="FFFFFF"/>
+          </w:rPr>
+          <w:t>emadaed.github.io/</w:t>
+        </w:r>
+        <w:proofErr w:type="spellStart"/>
+        <w:r>
+          <w:rPr>
+            <w:rStyle w:val="Hyperlink"/>
+            <w:rFonts w:ascii="Segoe UI" w:hAnsi="Segoe UI" w:cs="Segoe UI"/>
+            <w:color w:val="3964FE"/>
+            <w:bdr w:val="single" w:sz="12" w:space="0" w:color="auto" w:frame="1"/>
+            <w:shd w:val="clear" w:color="auto" w:fill="FFFFFF"/>
+          </w:rPr>
+          <w:t>digisuite</w:t>
+        </w:r>
+        <w:proofErr w:type="spellEnd"/>
+        <w:r>
+          <w:rPr>
+            <w:rStyle w:val="Hyperlink"/>
+            <w:rFonts w:ascii="Segoe UI" w:hAnsi="Segoe UI" w:cs="Segoe UI"/>
+            <w:color w:val="3964FE"/>
+            <w:bdr w:val="single" w:sz="12" w:space="0" w:color="auto" w:frame="1"/>
+            <w:shd w:val="clear" w:color="auto" w:fill="FFFFFF"/>
+          </w:rPr>
+          <w:t>/engineering-log-2.html</w:t>
+        </w:r>
+      </w:hyperlink>
     </w:p>
     <w:p>
       <w:pPr>
@@ -1201,6 +1927,8 @@
           <w:szCs w:val="28"/>
         </w:rPr>
       </w:pPr>
+      <w:bookmarkStart w:id="0" w:name="_GoBack"/>
+      <w:bookmarkEnd w:id="0"/>
       <w:r>
         <w:rPr>
           <w:rFonts w:asciiTheme="majorBidi" w:hAnsiTheme="majorBidi" w:cstheme="majorBidi"/>
@@ -1343,7 +2071,15 @@
         <w:t>AI &amp; Agentic Systems:</w:t>
       </w:r>
       <w:r>
-        <w:t xml:space="preserve"> LangGraph, </w:t>
+        <w:t xml:space="preserve"> </w:t>
+      </w:r>
+      <w:proofErr w:type="spellStart"/>
+      <w:r>
+        <w:t>LangGraph</w:t>
+      </w:r>
+      <w:proofErr w:type="spellEnd"/>
+      <w:r>
+        <w:t xml:space="preserve">, </w:t>
       </w:r>
       <w:proofErr w:type="spellStart"/>
       <w:r>
@@ -1351,7 +2087,15 @@
       </w:r>
       <w:proofErr w:type="spellEnd"/>
       <w:r>
-        <w:t>, Ollama, Vector Databases, AI Agent Architecture, RAG (Retrieval-Augmented Generation)</w:t>
+        <w:t xml:space="preserve">, </w:t>
+      </w:r>
+      <w:proofErr w:type="spellStart"/>
+      <w:r>
+        <w:t>Ollama</w:t>
+      </w:r>
+      <w:proofErr w:type="spellEnd"/>
+      <w:r>
+        <w:t>, Vector Databases, AI Agent Architecture, RAG (Retrieval-Augmented Generation)</w:t>
       </w:r>
     </w:p>
     <w:p>
@@ -1971,6 +2715,31 @@
       <w:iCs/>
     </w:rPr>
   </w:style>
+  <w:style w:type="character" w:styleId="Hyperlink">
+    <w:name w:val="Hyperlink"/>
+    <w:basedOn w:val="DefaultParagraphFont"/>
+    <w:uiPriority w:val="99"/>
+    <w:semiHidden/>
+    <w:unhideWhenUsed/>
+    <w:rsid w:val="00AC7A8D"/>
+    <w:rPr>
+      <w:color w:val="0000FF"/>
+      <w:u w:val="single"/>
+    </w:rPr>
+  </w:style>
+  <w:style w:type="character" w:styleId="HTMLCode">
+    <w:name w:val="HTML Code"/>
+    <w:basedOn w:val="DefaultParagraphFont"/>
+    <w:uiPriority w:val="99"/>
+    <w:semiHidden/>
+    <w:unhideWhenUsed/>
+    <w:rsid w:val="00AE2CB1"/>
+    <w:rPr>
+      <w:rFonts w:ascii="Courier New" w:eastAsia="Times New Roman" w:hAnsi="Courier New" w:cs="Courier New"/>
+      <w:sz w:val="20"/>
+      <w:szCs w:val="20"/>
+    </w:rPr>
+  </w:style>
 </w:styles>
 </file>
 
